--- a/Februari 2026/Deskripsi info seismisitas website Februari 2026.docx
+++ b/Februari 2026/Deskripsi info seismisitas website Februari 2026.docx
@@ -30,7 +30,7 @@
         <w:jc w:val="both"/>
       </w:pPr>
       <w:r>
-        <w:t>Berdasarkan data Stasiun Geofisika Denpasar selama bulan Februari 2026, di daerah Bali dan sekitarnya telah terjadi 802 kejadian gempabumi dengan magnitudo bervariasi mulai dari M 1.2 sampai M 4.9. Kejadian gempabumi dengan magnitudo M&lt;3 sejumlah 711 kejadian atau 88% dari total kejadian gempabumi. Sedangkan untuk M 3 – 5 sejumlah 91 kejadian atau 11% dari total kejadian gempabumi dan tidak terdapat kejadian gempabumi dengan magnitudo M&gt;5.</w:t>
+        <w:t>Berdasarkan data Stasiun Geofisika Denpasar selama bulan Februari 2026, di daerah Bali dan sekitarnya telah terjadi 775 kejadian gempabumi dengan magnitudo bervariasi mulai dari M 1.2 sampai M 5.0. Kejadian gempabumi dengan magnitudo M&lt;3 sejumlah 696 kejadian atau 89% dari total kejadian gempabumi. Sedangkan untuk M 3 – 5 sejumlah 78 kejadian atau 10% dari total kejadian gempabumi dan kejadian gempa M&gt;5 sejumlah 1 kejadian atau 0% dari total kejadian gempabumi.</w:t>
       </w:r>
     </w:p>
     <w:p>
@@ -38,7 +38,7 @@
         <w:jc w:val="both"/>
       </w:pPr>
       <w:r>
-        <w:t>Berdasarkan kedalaman, gempabumi yang mendominasi adalah kejadian gempabumi dangkal (&lt;60 km) sebesar 79%  dari total kejadian gempabumi. Jumlah gempabumi dangkal sebanyak 635 kejadian gempabumi, terdapat sebanyak 165 kejadian gempabumi dengan kedalaman menengah 60 km - 300 km atau 20% dari total kejadian gempabumi, dan kejadian gempa dalam sejumlah 2 kejadian atau 0% dari total kejadian gempabumi.</w:t>
+        <w:t>Berdasarkan kedalaman, gempabumi yang mendominasi adalah kejadian gempabumi dangkal (&lt;60 km) sebesar 78%  dari total kejadian gempabumi. Jumlah gempabumi dangkal sebanyak 610 kejadian gempabumi, terdapat sebanyak 163 kejadian gempabumi dengan kedalaman menengah 60 km - 300 km atau 21% dari total kejadian gempabumi, dan kejadian gempa dalam sejumlah 2 kejadian atau 0% dari total kejadian gempabumi.</w:t>
       </w:r>
     </w:p>
     <w:p>
@@ -46,7 +46,7 @@
         <w:jc w:val="both"/>
       </w:pPr>
       <w:r>
-        <w:t>Selama periode ini terdapat 5 kejadian gempabumi yang dirasakan oleh masyarakat di wilayah Bali dan sekitarnya.</w:t>
+        <w:t>Selama periode ini terdapat 7 kejadian gempabumi yang dirasakan oleh masyarakat di wilayah Bali dan sekitarnya.</w:t>
       </w:r>
     </w:p>
     <w:p>
@@ -54,7 +54,7 @@
         <w:jc w:val="both"/>
       </w:pPr>
       <w:r>
-        <w:t>1. Gempabumi dengan magnitudo 3.5 dirasakan di wilayah Kab. Karangasem III MMI yang terjadi pada tanggal 01 Februari 2026 pukul 13:45:59 UTC berlokasi di 22 km Tenggara Karangasem-Bali pada kedalaman 9 km.</w:t>
+        <w:t>1. Gempabumi dengan magnitudo 3.55 dirasakan di wilayah Kab Karangasem III MMI yang terjadi pada tanggal 01 Februari 2026 pukul 13:29:11 UTC berlokasi di Bali Region, Indonesia pada kedalaman 11.2 km.</w:t>
       </w:r>
     </w:p>
     <w:p>
@@ -62,7 +62,7 @@
         <w:jc w:val="both"/>
       </w:pPr>
       <w:r>
-        <w:t>2. Gempabumi dengan magnitudo 3.6 dirasakan di wilayah Sumbawa Besar III MMI, Kota Bima II MMI yang terjadi pada tanggal 16 Februari 2026 pukul 11:59:04 UTC berlokasi di 9 km Barat Daya Dompu-NTB pada kedalaman 114 km.</w:t>
+        <w:t>2. Gempabumi dengan magnitudo 5.0 dirasakan di daerah Kodi Sumba Barat Daya I-II MMI yang terjadi pada tanggal 15 Februari 2026 pukul 13:44:08 UTC berlokasi di South of Sumbawa, Indonesia pada kedalaman 10.0 km.</w:t>
       </w:r>
     </w:p>
     <w:p>
@@ -70,7 +70,7 @@
         <w:jc w:val="both"/>
       </w:pPr>
       <w:r>
-        <w:t>3. Gempabumi dengan magnitudo 3.5 dirasakan di wilayah Lombok Timur II-III MMI yang terjadi pada tanggal 17 Februari 2026 pukul 19:39:59 UTC berlokasi di 29 km Timur Laut Lombok Utara-NTB pada kedalaman 10 km.</w:t>
+        <w:t>3. Gempabumi dengan magnitudo 4.86 dirasakan di wilayah Sumbawa Besar III MMI, Kota Bima II MMI yang terjadi pada tanggal 16 Februari 2026 pukul 11:42:16 UTC berlokasi di Sumbawa Region, Indonesia pada kedalaman 115.3 km.</w:t>
       </w:r>
     </w:p>
     <w:p>
@@ -78,7 +78,7 @@
         <w:jc w:val="both"/>
       </w:pPr>
       <w:r>
-        <w:t>4. Gempabumi dengan magnitudo 4.0 dirasakan di wilayah Kuta, Kuta Selatan, Klungkung, Lombok Barat, dan Lombok Tengah II MMI yang terjadi pada tanggal 23 Februari 2026 pukul 11:52:53 UTC berlokasi di 70 km Tenggara Kuta Selatan-Bali pada kedalaman 44 km.</w:t>
+        <w:t>4. Gempabumi dengan magnitudo 4.01 dirasakan di wilayah Kuta dan Kuta Selatan II MMI yang terjadi pada tanggal 16 Februari 2026 pukul 19:23:30 UTC berlokasi di South of Bali, Indonesia pada kedalaman 84.2 km.</w:t>
       </w:r>
     </w:p>
     <w:p>
@@ -86,7 +86,23 @@
         <w:jc w:val="both"/>
       </w:pPr>
       <w:r>
-        <w:t>5. Gempabumi dengan magnitudo 4.7 dirasakan di wilayah Kab. Sumbawa Barat, Kab. Sumbawa, Kab. Bima, dan Kab. Lombok Timur II MMI yang terjadi pada tanggal 27 Februari 2026 pukul 19:38:16 UTC berlokasi di 78 km Utara Sumbawa-NTB pada kedalaman 18 km.</w:t>
+        <w:t>5. Gempabumi dengan magnitudo 3.64 dirasakan di wilayah Lombok Timur II-III MMI yang terjadi pada tanggal 17 Februari 2026 pukul 19:23:11 UTC berlokasi di Sumbawa Region, Indonesia pada kedalaman 11.4 km.</w:t>
+      </w:r>
+    </w:p>
+    <w:p>
+      <w:pPr>
+        <w:jc w:val="both"/>
+      </w:pPr>
+      <w:r>
+        <w:t>6. Gempabumi dengan magnitudo 4.11 dirasakan di wilayah Kuta, Kuta Selatan, dan Klungkung II MMI yang terjadi pada tanggal 23 Februari 2026 pukul 11:36:05 UTC berlokasi di South of Bali, Indonesia pada kedalaman 50.3 km.</w:t>
+      </w:r>
+    </w:p>
+    <w:p>
+      <w:pPr>
+        <w:jc w:val="both"/>
+      </w:pPr>
+      <w:r>
+        <w:t>7. Gempabumi dengan magnitudo 4.45 dirasakan di wilayah Kabupaten Sumbawa Barat, Kabupaten Sumbawa, Kabupaten Bima, dan Kabupaten Lombok Timur II MMI yang terjadi pada tanggal 27 Februari 2026 pukul 19:21:28 UTC berlokasi di Bali Sea pada kedalaman 13.7 km.</w:t>
       </w:r>
     </w:p>
     <w:p/>
@@ -94,7 +110,7 @@
       <w:r>
         <w:t>Halo sobat BMKG Denpasar! Apa kabar? Semoga sehat ya🤗</w:t>
         <w:br/>
-        <w:t>Berikut kami informasikan aktivitas kegempaan wilayah Bali dan sekitarnya periode Februari 2026.Pada Bulan ini, aktivitas kegempaan didominasi oleh gempa magnitudo M &lt; 3 dengan kedalaman dangkal &lt; 60 km.dengan total 802 kejadian gempabumi.</w:t>
+        <w:t>Berikut kami informasikan aktivitas kegempaan wilayah Bali dan sekitarnya periode Februari 2026.Pada Bulan ini, aktivitas kegempaan didominasi oleh gempa magnitudo M &lt; 3 dengan kedalaman dangkal &lt; 60 km.dengan total 775 kejadian gempabumi.</w:t>
         <w:br/>
         <w:br/>
         <w:t>Jumat, 28 Februari 2026.</w:t>
@@ -107,7 +123,7 @@
         <w:br/>
         <w:t>Hello BMKG Denpasar friends! How are you? Hope you are healthy🤗</w:t>
         <w:br/>
-        <w:t>Here we provide information on earthquake activity in the Bali area and its surroundings for the period Februari 2026.On this Period, seismic activity was dominated by earthquakes with a magnitude of M &lt; 3 with a shallow depth of &lt; 60 kmwith total 802 earthquake event. Greetings of health and enthusiasm.</w:t>
+        <w:t>Here we provide information on earthquake activity in the Bali area and its surroundings for the period Februari 2026.On this Period, seismic activity was dominated by earthquakes with a magnitude of M &lt; 3 with a shallow depth of &lt; 60 kmwith total 775 earthquake event. Greetings of health and enthusiasm.</w:t>
         <w:br/>
         <w:br/>
         <w:t>Friday, 28 Februari 2026.</w:t>
